--- a/worksheets/15강_학습지_학생용.docx
+++ b/worksheets/15강_학습지_학생용.docx
@@ -60,6 +60,7 @@
     <w:p>
       <w:pPr>
         <w:keepNext/>
+        <w:pageBreakBefore w:val="0"/>
         <w:spacing w:before="240" w:after="80"/>
         <w:pBdr>
           <w:bottom w:val="single" w:sz="12" w:space="1" w:color="999999"/>
@@ -197,6 +198,7 @@
     <w:p>
       <w:pPr>
         <w:keepNext/>
+        <w:pageBreakBefore/>
         <w:spacing w:before="240" w:after="80"/>
         <w:pBdr>
           <w:bottom w:val="single" w:sz="12" w:space="1" w:color="999999"/>
@@ -639,6 +641,7 @@
     <w:p>
       <w:pPr>
         <w:keepNext/>
+        <w:pageBreakBefore w:val="0"/>
         <w:spacing w:before="240" w:after="80"/>
         <w:pBdr>
           <w:bottom w:val="single" w:sz="12" w:space="1" w:color="999999"/>
@@ -784,6 +787,7 @@
     <w:p>
       <w:pPr>
         <w:keepNext/>
+        <w:pageBreakBefore w:val="0"/>
         <w:spacing w:before="240" w:after="80"/>
         <w:pBdr>
           <w:bottom w:val="single" w:sz="12" w:space="1" w:color="999999"/>
@@ -883,6 +887,7 @@
     <w:p>
       <w:pPr>
         <w:keepNext/>
+        <w:pageBreakBefore w:val="0"/>
         <w:spacing w:before="240" w:after="80"/>
         <w:pBdr>
           <w:bottom w:val="single" w:sz="12" w:space="1" w:color="999999"/>
@@ -1060,6 +1065,7 @@
     <w:p>
       <w:pPr>
         <w:keepNext/>
+        <w:pageBreakBefore w:val="0"/>
         <w:spacing w:before="240" w:after="80"/>
         <w:pBdr>
           <w:bottom w:val="single" w:sz="12" w:space="1" w:color="999999"/>
@@ -1323,6 +1329,7 @@
     <w:p>
       <w:pPr>
         <w:keepNext/>
+        <w:pageBreakBefore w:val="0"/>
         <w:spacing w:before="240" w:after="80"/>
         <w:pBdr>
           <w:bottom w:val="single" w:sz="12" w:space="1" w:color="999999"/>
